--- a/testakten/insolvenzverwaltung-nordlicht-handels-kiel/05_Schlussbericht_15-03-2024.docx
+++ b/testakten/insolvenzverwaltung-nordlicht-handels-kiel/05_Schlussbericht_15-03-2024.docx
@@ -5,76 +5,123 @@
     <w:p>
       <w:pPr>
         <w:pStyle w:val="Heading1"/>
+        <w:spacing w:after="160" w:line="259" w:lineRule="auto"/>
       </w:pPr>
       <w:r>
         <w:rPr>
           <w:rFonts w:ascii="Times New Roman" w:hAnsi="Times New Roman"/>
+          <w:b/>
+          <w:sz w:val="28"/>
         </w:rPr>
         <w:t>Schlussbericht und Schlussverteilungs-Antrag</w:t>
       </w:r>
     </w:p>
     <w:p>
       <w:pPr>
+        <w:spacing w:before="120" w:after="60" w:line="259" w:lineRule="auto"/>
         <w:jc w:val="left"/>
       </w:pPr>
       <w:r>
         <w:rPr>
+          <w:rFonts w:ascii="Times New Roman" w:hAnsi="Times New Roman"/>
           <w:b/>
+          <w:sz w:val="22"/>
         </w:rPr>
         <w:t>Brinkmann · Hartmann &amp; Kollegen Insolvenzverwalter</w:t>
       </w:r>
     </w:p>
     <w:p>
       <w:pPr>
+        <w:spacing w:before="120" w:after="60" w:line="259" w:lineRule="auto"/>
         <w:jc w:val="left"/>
       </w:pPr>
       <w:r>
+        <w:rPr>
+          <w:rFonts w:ascii="Times New Roman" w:hAnsi="Times New Roman"/>
+          <w:b/>
+          <w:sz w:val="22"/>
+        </w:rPr>
         <w:t>Dr. Jens-Peter Hartmann · Hopfenstraße 47 · 24103 Kiel</w:t>
       </w:r>
     </w:p>
     <w:p>
       <w:pPr>
+        <w:spacing w:before="120" w:after="60" w:line="259" w:lineRule="auto"/>
         <w:jc w:val="left"/>
       </w:pPr>
       <w:r>
+        <w:rPr>
+          <w:rFonts w:ascii="Times New Roman" w:hAnsi="Times New Roman"/>
+          <w:b/>
+          <w:sz w:val="22"/>
+        </w:rPr>
         <w:t>An das Amtsgericht Kiel</w:t>
       </w:r>
     </w:p>
     <w:p>
       <w:pPr>
+        <w:spacing w:before="120" w:after="60" w:line="259" w:lineRule="auto"/>
         <w:jc w:val="left"/>
       </w:pPr>
       <w:r>
+        <w:rPr>
+          <w:rFonts w:ascii="Times New Roman" w:hAnsi="Times New Roman"/>
+          <w:b/>
+          <w:sz w:val="22"/>
+        </w:rPr>
         <w:t>Insolvenzabteilung</w:t>
       </w:r>
     </w:p>
     <w:p>
       <w:pPr>
+        <w:spacing w:before="120" w:after="60" w:line="259" w:lineRule="auto"/>
         <w:jc w:val="left"/>
       </w:pPr>
       <w:r>
+        <w:rPr>
+          <w:rFonts w:ascii="Times New Roman" w:hAnsi="Times New Roman"/>
+          <w:b/>
+          <w:sz w:val="22"/>
+        </w:rPr>
         <w:t>Deliusstraße 22</w:t>
       </w:r>
     </w:p>
     <w:p>
       <w:pPr>
+        <w:spacing w:before="120" w:after="60" w:line="259" w:lineRule="auto"/>
         <w:jc w:val="left"/>
       </w:pPr>
       <w:r>
+        <w:rPr>
+          <w:rFonts w:ascii="Times New Roman" w:hAnsi="Times New Roman"/>
+          <w:b/>
+          <w:sz w:val="22"/>
+        </w:rPr>
         <w:t>24114 Kiel</w:t>
       </w:r>
     </w:p>
     <w:p>
       <w:pPr>
+        <w:spacing w:before="120" w:after="60" w:line="259" w:lineRule="auto"/>
         <w:jc w:val="left"/>
       </w:pPr>
       <w:r>
+        <w:rPr>
+          <w:rFonts w:ascii="Times New Roman" w:hAnsi="Times New Roman"/>
+          <w:b/>
+          <w:sz w:val="22"/>
+        </w:rPr>
         <w:t>Kiel, den 15. März 2024</w:t>
       </w:r>
     </w:p>
-    <w:p/>
     <w:p>
       <w:pPr>
+        <w:spacing w:line="259" w:lineRule="auto" w:after="60"/>
+      </w:pPr>
+    </w:p>
+    <w:p>
+      <w:pPr>
+        <w:spacing w:line="259" w:lineRule="auto" w:after="60"/>
         <w:jc w:val="left"/>
       </w:pPr>
       <w:r>
@@ -86,6 +133,7 @@
     </w:p>
     <w:p>
       <w:pPr>
+        <w:spacing w:line="259" w:lineRule="auto" w:after="60"/>
         <w:jc w:val="left"/>
       </w:pPr>
       <w:r>
@@ -94,6 +142,7 @@
     </w:p>
     <w:p>
       <w:pPr>
+        <w:spacing w:line="259" w:lineRule="auto" w:after="60"/>
         <w:jc w:val="left"/>
       </w:pPr>
       <w:r>
@@ -103,6 +152,7 @@
     <w:p>
       <w:pPr>
         <w:pStyle w:val="Heading2"/>
+        <w:spacing w:line="259" w:lineRule="auto" w:after="60"/>
       </w:pPr>
       <w:r>
         <w:rPr>
@@ -113,6 +163,7 @@
     </w:p>
     <w:p>
       <w:pPr>
+        <w:spacing w:line="259" w:lineRule="auto" w:after="60"/>
         <w:jc w:val="left"/>
       </w:pPr>
       <w:r>
@@ -122,6 +173,7 @@
     <w:p>
       <w:pPr>
         <w:pStyle w:val="Heading3"/>
+        <w:spacing w:line="259" w:lineRule="auto" w:after="60"/>
       </w:pPr>
       <w:r>
         <w:rPr>
@@ -626,6 +678,7 @@
     <w:p>
       <w:pPr>
         <w:pStyle w:val="Heading3"/>
+        <w:spacing w:line="259" w:lineRule="auto" w:after="60"/>
       </w:pPr>
       <w:r>
         <w:rPr>
@@ -637,6 +690,7 @@
     <w:p>
       <w:pPr>
         <w:pStyle w:val="Heading3"/>
+        <w:spacing w:line="259" w:lineRule="auto" w:after="60"/>
       </w:pPr>
       <w:r>
         <w:rPr>
@@ -1053,6 +1107,7 @@
     <w:p>
       <w:pPr>
         <w:pStyle w:val="Heading3"/>
+        <w:spacing w:line="259" w:lineRule="auto" w:after="60"/>
       </w:pPr>
       <w:r>
         <w:rPr>
@@ -1379,6 +1434,7 @@
     <w:p>
       <w:pPr>
         <w:pStyle w:val="Heading3"/>
+        <w:spacing w:line="259" w:lineRule="auto" w:after="60"/>
       </w:pPr>
       <w:r>
         <w:rPr>
@@ -1515,6 +1571,7 @@
     </w:tbl>
     <w:p>
       <w:pPr>
+        <w:spacing w:line="259" w:lineRule="auto" w:after="60"/>
         <w:jc w:val="left"/>
       </w:pPr>
       <w:r>
@@ -1530,6 +1587,7 @@
     <w:p>
       <w:pPr>
         <w:pStyle w:val="Heading3"/>
+        <w:spacing w:line="259" w:lineRule="auto" w:after="60"/>
       </w:pPr>
       <w:r>
         <w:rPr>
@@ -1540,6 +1598,7 @@
     </w:p>
     <w:p>
       <w:pPr>
+        <w:spacing w:line="259" w:lineRule="auto" w:after="60"/>
         <w:jc w:val="left"/>
       </w:pPr>
       <w:r>
@@ -2038,6 +2097,7 @@
     <w:p>
       <w:pPr>
         <w:pStyle w:val="Heading3"/>
+        <w:spacing w:line="259" w:lineRule="auto" w:after="60"/>
       </w:pPr>
       <w:r>
         <w:rPr>
@@ -2049,6 +2109,7 @@
     <w:p>
       <w:pPr>
         <w:pStyle w:val="Heading3"/>
+        <w:spacing w:line="259" w:lineRule="auto" w:after="60"/>
       </w:pPr>
       <w:r>
         <w:rPr>
@@ -2185,6 +2246,7 @@
     </w:tbl>
     <w:p>
       <w:pPr>
+        <w:spacing w:line="259" w:lineRule="auto" w:after="60"/>
         <w:jc w:val="left"/>
       </w:pPr>
       <w:r>
@@ -2200,6 +2262,7 @@
     <w:p>
       <w:pPr>
         <w:pStyle w:val="ListBullet"/>
+        <w:spacing w:line="259" w:lineRule="auto" w:after="60"/>
       </w:pPr>
       <w:r>
         <w:t>der erfolgreiche Vergleich mit Stefan Berger (EUR 60.000 Haftungs-Beitrag, ratenweise eingezahlt 2014–2018)</w:t>
@@ -2208,6 +2271,7 @@
     <w:p>
       <w:pPr>
         <w:pStyle w:val="ListBullet"/>
+        <w:spacing w:line="259" w:lineRule="auto" w:after="60"/>
       </w:pPr>
       <w:r>
         <w:t>die Nachtragsverteilung der Steuererstattung 2023 (EUR 18.420)</w:t>
@@ -2216,6 +2280,7 @@
     <w:p>
       <w:pPr>
         <w:pStyle w:val="ListBullet"/>
+        <w:spacing w:line="259" w:lineRule="auto" w:after="60"/>
       </w:pPr>
       <w:r>
         <w:t>die geringeren Verfahrens-Kosten als zunächst geplant</w:t>
@@ -2224,6 +2289,7 @@
     <w:p>
       <w:pPr>
         <w:pStyle w:val="ListBullet"/>
+        <w:spacing w:line="259" w:lineRule="auto" w:after="60"/>
       </w:pPr>
       <w:r>
         <w:t>die erfolgreichen kleineren Anfechtungs-Vergleiche</w:t>
@@ -2231,6 +2297,7 @@
     </w:p>
     <w:p>
       <w:pPr>
+        <w:spacing w:line="259" w:lineRule="auto" w:after="60"/>
         <w:jc w:val="left"/>
       </w:pPr>
       <w:r>
@@ -2240,6 +2307,7 @@
     <w:p>
       <w:pPr>
         <w:pStyle w:val="Heading3"/>
+        <w:spacing w:line="259" w:lineRule="auto" w:after="60"/>
       </w:pPr>
       <w:r>
         <w:rPr>
@@ -2726,6 +2794,7 @@
     </w:tbl>
     <w:p>
       <w:pPr>
+        <w:spacing w:line="259" w:lineRule="auto" w:after="60"/>
         <w:jc w:val="left"/>
       </w:pPr>
       <w:r>
@@ -2735,6 +2804,7 @@
     <w:p>
       <w:pPr>
         <w:pStyle w:val="Heading3"/>
+        <w:spacing w:line="259" w:lineRule="auto" w:after="60"/>
       </w:pPr>
       <w:r>
         <w:rPr>
@@ -2745,6 +2815,7 @@
     </w:p>
     <w:p>
       <w:pPr>
+        <w:spacing w:line="259" w:lineRule="auto" w:after="60"/>
         <w:jc w:val="left"/>
       </w:pPr>
       <w:r>
@@ -2754,6 +2825,7 @@
     <w:p>
       <w:pPr>
         <w:pStyle w:val="ListBullet"/>
+        <w:spacing w:line="259" w:lineRule="auto" w:after="60"/>
       </w:pPr>
       <w:r>
         <w:t>Berechnungsgrundlage: Verwertete und ausgekehrte Massewerte iHv ca. EUR 306.764</w:t>
@@ -2762,6 +2834,7 @@
     <w:p>
       <w:pPr>
         <w:pStyle w:val="ListBullet"/>
+        <w:spacing w:line="259" w:lineRule="auto" w:after="60"/>
       </w:pPr>
       <w:r>
         <w:t>Regel-Vergütung gestaffelt nach § 2 InsVV: ca. EUR 39.420</w:t>
@@ -2770,6 +2843,7 @@
     <w:p>
       <w:pPr>
         <w:pStyle w:val="ListBullet"/>
+        <w:spacing w:line="259" w:lineRule="auto" w:after="60"/>
       </w:pPr>
       <w:r>
         <w:t>Zuschläge wegen Verfahrensdauer und Komplexität (§ 3 InsVV): ca. EUR 9.000</w:t>
@@ -2778,6 +2852,7 @@
     <w:p>
       <w:pPr>
         <w:pStyle w:val="ListBullet"/>
+        <w:spacing w:line="259" w:lineRule="auto" w:after="60"/>
       </w:pPr>
       <w:r>
         <w:t>Auslagen-Pauschale (4 %): EUR 1.937</w:t>
@@ -2786,6 +2861,7 @@
     <w:p>
       <w:pPr>
         <w:pStyle w:val="ListBullet"/>
+        <w:spacing w:line="259" w:lineRule="auto" w:after="60"/>
       </w:pPr>
       <w:r>
         <w:t>USt 19 %: ca. EUR 9.563</w:t>
@@ -2794,6 +2870,7 @@
     <w:p>
       <w:pPr>
         <w:pStyle w:val="ListBullet"/>
+        <w:spacing w:line="259" w:lineRule="auto" w:after="60"/>
       </w:pPr>
       <w:r>
         <w:rPr>
@@ -2807,6 +2884,7 @@
     </w:p>
     <w:p>
       <w:pPr>
+        <w:spacing w:line="259" w:lineRule="auto" w:after="60"/>
         <w:jc w:val="left"/>
       </w:pPr>
       <w:r>
@@ -2816,6 +2894,7 @@
     <w:p>
       <w:pPr>
         <w:pStyle w:val="Heading3"/>
+        <w:spacing w:line="259" w:lineRule="auto" w:after="60"/>
       </w:pPr>
       <w:r>
         <w:rPr>
@@ -2826,6 +2905,7 @@
     </w:p>
     <w:p>
       <w:pPr>
+        <w:spacing w:line="259" w:lineRule="auto" w:after="60"/>
         <w:jc w:val="left"/>
       </w:pPr>
       <w:r>
@@ -2835,6 +2915,7 @@
     <w:p>
       <w:pPr>
         <w:pStyle w:val="ListNumber"/>
+        <w:spacing w:line="259" w:lineRule="auto" w:after="60"/>
       </w:pPr>
       <w:r>
         <w:t>die Schluss-Verteilungs-Rechnung wie vorgelegt zu genehmigen,</w:t>
@@ -2843,6 +2924,7 @@
     <w:p>
       <w:pPr>
         <w:pStyle w:val="ListNumber"/>
+        <w:spacing w:line="259" w:lineRule="auto" w:after="60"/>
       </w:pPr>
       <w:r>
         <w:t>die Vergütung und Auslagen des Verwalters gemäß Ziffer 5 endgültig festzusetzen und auszuzahlen,</w:t>
@@ -2851,6 +2933,7 @@
     <w:p>
       <w:pPr>
         <w:pStyle w:val="ListNumber"/>
+        <w:spacing w:line="259" w:lineRule="auto" w:after="60"/>
       </w:pPr>
       <w:r>
         <w:t>den Beteiligten die Möglichkeit der Schluss-Anhörung zu geben (§ 197 InsO),</w:t>
@@ -2859,6 +2942,7 @@
     <w:p>
       <w:pPr>
         <w:pStyle w:val="ListNumber"/>
+        <w:spacing w:line="259" w:lineRule="auto" w:after="60"/>
       </w:pPr>
       <w:r>
         <w:t>nach Eintritt der Rechtskraft das Verfahren aufzuheben (§ 200 InsO).</w:t>
@@ -2867,6 +2951,7 @@
     <w:p>
       <w:pPr>
         <w:pStyle w:val="Heading3"/>
+        <w:spacing w:line="259" w:lineRule="auto" w:after="60"/>
       </w:pPr>
       <w:r>
         <w:rPr>
@@ -2877,6 +2962,7 @@
     </w:p>
     <w:p>
       <w:pPr>
+        <w:spacing w:line="259" w:lineRule="auto" w:after="60"/>
         <w:jc w:val="left"/>
       </w:pPr>
       <w:r>
@@ -2885,6 +2971,7 @@
     </w:p>
     <w:p>
       <w:pPr>
+        <w:spacing w:line="259" w:lineRule="auto" w:after="60"/>
         <w:jc w:val="left"/>
       </w:pPr>
       <w:r>
@@ -2893,15 +2980,21 @@
     </w:p>
     <w:p>
       <w:pPr>
+        <w:spacing w:line="259" w:lineRule="auto" w:after="60"/>
         <w:jc w:val="left"/>
       </w:pPr>
       <w:r>
         <w:t>Das Verfahren der Außenprüfung 2008–2012 (Finanzamt Kiel-Süd) ist abschließend bearbeitet; die Steuererstattung 2023 ist die letzte zu erwartende Position.</w:t>
       </w:r>
     </w:p>
-    <w:p/>
     <w:p>
       <w:pPr>
+        <w:spacing w:line="259" w:lineRule="auto" w:after="60"/>
+      </w:pPr>
+    </w:p>
+    <w:p>
+      <w:pPr>
+        <w:spacing w:line="259" w:lineRule="auto" w:after="60"/>
         <w:jc w:val="left"/>
       </w:pPr>
       <w:r>
@@ -2910,6 +3003,7 @@
     </w:p>
     <w:p>
       <w:pPr>
+        <w:spacing w:line="259" w:lineRule="auto" w:after="60"/>
         <w:jc w:val="left"/>
       </w:pPr>
       <w:r>
@@ -2918,6 +3012,7 @@
     </w:p>
     <w:p>
       <w:pPr>
+        <w:spacing w:line="259" w:lineRule="auto" w:after="60"/>
         <w:jc w:val="left"/>
       </w:pPr>
       <w:r>
@@ -2926,15 +3021,21 @@
     </w:p>
     <w:p>
       <w:pPr>
+        <w:spacing w:line="259" w:lineRule="auto" w:after="60"/>
         <w:jc w:val="left"/>
       </w:pPr>
       <w:r>
         <w:t>Insolvenzverwalter</w:t>
       </w:r>
     </w:p>
-    <w:p/>
     <w:p>
       <w:pPr>
+        <w:spacing w:line="259" w:lineRule="auto" w:after="60"/>
+      </w:pPr>
+    </w:p>
+    <w:p>
+      <w:pPr>
+        <w:spacing w:line="259" w:lineRule="auto" w:after="60"/>
         <w:jc w:val="left"/>
       </w:pPr>
       <w:r>
@@ -2947,6 +3048,7 @@
     <w:p>
       <w:pPr>
         <w:pStyle w:val="ListBullet"/>
+        <w:spacing w:line="259" w:lineRule="auto" w:after="60"/>
       </w:pPr>
       <w:r>
         <w:t>S1: Verteilungs-Rechnung detailliert</w:t>
@@ -2955,6 +3057,7 @@
     <w:p>
       <w:pPr>
         <w:pStyle w:val="ListBullet"/>
+        <w:spacing w:line="259" w:lineRule="auto" w:after="60"/>
       </w:pPr>
       <w:r>
         <w:t>S2: Tabelle Endstand</w:t>
@@ -2963,6 +3066,7 @@
     <w:p>
       <w:pPr>
         <w:pStyle w:val="ListBullet"/>
+        <w:spacing w:line="259" w:lineRule="auto" w:after="60"/>
       </w:pPr>
       <w:r>
         <w:t>S3: Verwalter-Vergütungs-Antrag (Schluss)</w:t>
@@ -2971,6 +3075,7 @@
     <w:p>
       <w:pPr>
         <w:pStyle w:val="ListBullet"/>
+        <w:spacing w:line="259" w:lineRule="auto" w:after="60"/>
       </w:pPr>
       <w:r>
         <w:t>S4: Aufstellung Anfechtungs-Vergleiche</w:t>
@@ -2979,6 +3084,7 @@
     <w:p>
       <w:pPr>
         <w:pStyle w:val="ListBullet"/>
+        <w:spacing w:line="259" w:lineRule="auto" w:after="60"/>
       </w:pPr>
       <w:r>
         <w:t>S5: Aufstellung Haftungs-Vergleich Berger einschließlich Tilgungs-Verlauf</w:t>
@@ -2987,6 +3093,7 @@
     <w:p>
       <w:pPr>
         <w:pStyle w:val="ListBullet"/>
+        <w:spacing w:line="259" w:lineRule="auto" w:after="60"/>
       </w:pPr>
       <w:r>
         <w:t>S6: Sämtliche turnusmäßige Berichte 2013–2023 in chronologischer Folge (Verweis Akten)</w:t>
@@ -2995,19 +3102,65 @@
     <w:p>
       <w:pPr>
         <w:pStyle w:val="ListBullet"/>
+        <w:spacing w:line="259" w:lineRule="auto" w:after="60"/>
       </w:pPr>
       <w:r>
         <w:t>S7: Mitteilung an Handelsregister-Gericht zur Auflösung und Löschung</w:t>
       </w:r>
     </w:p>
     <w:sectPr>
+      <w:headerReference w:type="default" r:id="rId9"/>
+      <w:footerReference w:type="default" r:id="rId10"/>
       <w:pgSz w:w="11906" w:h="16838"/>
-      <w:pgMar w:top="1417" w:right="1417" w:bottom="1417" w:left="1417" w:header="720" w:footer="720" w:gutter="0"/>
+      <w:pgMar w:top="1191" w:right="1247" w:bottom="1134" w:left="1361" w:header="720" w:footer="720" w:gutter="0"/>
       <w:cols w:space="720"/>
       <w:docGrid w:linePitch="360"/>
     </w:sectPr>
   </w:body>
 </w:document>
+</file>
+
+<file path=word/footer1.xml><?xml version="1.0" encoding="utf-8"?>
+<w:ftr xmlns:m="http://schemas.openxmlformats.org/officeDocument/2006/math" xmlns:mc="http://schemas.openxmlformats.org/markup-compatibility/2006" xmlns:mo="http://schemas.microsoft.com/office/mac/office/2008/main" xmlns:mv="urn:schemas-microsoft-com:mac:vml" xmlns:o="urn:schemas-microsoft-com:office:office" xmlns:r="http://schemas.openxmlformats.org/officeDocument/2006/relationships" xmlns:v="urn:schemas-microsoft-com:vml" xmlns:w10="urn:schemas-microsoft-com:office:word" xmlns:w14="http://schemas.microsoft.com/office/word/2010/wordml" xmlns:w="http://schemas.openxmlformats.org/wordprocessingml/2006/main" xmlns:wne="http://schemas.microsoft.com/office/word/2006/wordml" xmlns:wp14="http://schemas.microsoft.com/office/word/2010/wordprocessingDrawing" xmlns:wp="http://schemas.openxmlformats.org/drawingml/2006/wordprocessingDrawing" xmlns:wpc="http://schemas.microsoft.com/office/word/2010/wordprocessingCanvas" xmlns:wpg="http://schemas.microsoft.com/office/word/2010/wordprocessingGroup" xmlns:wpi="http://schemas.microsoft.com/office/word/2010/wordprocessingInk" xmlns:wps="http://schemas.microsoft.com/office/word/2010/wordprocessingShape" mc:Ignorable="w14 wp14">
+  <w:p>
+    <w:pPr>
+      <w:pStyle w:val="Footer"/>
+      <w:jc w:val="left"/>
+    </w:pPr>
+    <w:r/>
+    <w:r>
+      <w:rPr>
+        <w:rFonts w:ascii="Times New Roman" w:hAnsi="Times New Roman"/>
+        <w:b w:val="0"/>
+        <w:color w:val="777777"/>
+        <w:sz w:val="17"/>
+      </w:rPr>
+      <w:t>Vertraulich | Bearbeitungsstand Juli 2026 | nur zur Aktenbearbeitung</w:t>
+    </w:r>
+  </w:p>
+</w:ftr>
+</file>
+
+<file path=word/header1.xml><?xml version="1.0" encoding="utf-8"?>
+<w:hdr xmlns:m="http://schemas.openxmlformats.org/officeDocument/2006/math" xmlns:mc="http://schemas.openxmlformats.org/markup-compatibility/2006" xmlns:mo="http://schemas.microsoft.com/office/mac/office/2008/main" xmlns:mv="urn:schemas-microsoft-com:mac:vml" xmlns:o="urn:schemas-microsoft-com:office:office" xmlns:r="http://schemas.openxmlformats.org/officeDocument/2006/relationships" xmlns:v="urn:schemas-microsoft-com:vml" xmlns:w10="urn:schemas-microsoft-com:office:word" xmlns:w14="http://schemas.microsoft.com/office/word/2010/wordml" xmlns:w="http://schemas.openxmlformats.org/wordprocessingml/2006/main" xmlns:wne="http://schemas.microsoft.com/office/word/2006/wordml" xmlns:wp14="http://schemas.microsoft.com/office/word/2010/wordprocessingDrawing" xmlns:wp="http://schemas.openxmlformats.org/drawingml/2006/wordprocessingDrawing" xmlns:wpc="http://schemas.microsoft.com/office/word/2010/wordprocessingCanvas" xmlns:wpg="http://schemas.microsoft.com/office/word/2010/wordprocessingGroup" xmlns:wpi="http://schemas.microsoft.com/office/word/2010/wordprocessingInk" xmlns:wps="http://schemas.microsoft.com/office/word/2010/wordprocessingShape" mc:Ignorable="w14 wp14">
+  <w:p>
+    <w:pPr>
+      <w:pStyle w:val="Header"/>
+      <w:jc w:val="left"/>
+    </w:pPr>
+    <w:r/>
+    <w:r>
+      <w:rPr>
+        <w:rFonts w:ascii="Times New Roman" w:hAnsi="Times New Roman"/>
+        <w:b w:val="0"/>
+        <w:i w:val="0"/>
+        <w:color w:val="666666"/>
+        <w:sz w:val="17"/>
+      </w:rPr>
+      <w:t>Lindenhof und Partner mbB | Insolvenz- und Restrukturierungsakte | Bearbeitungsstand Juli 2026</w:t>
+    </w:r>
+  </w:p>
+</w:hdr>
 </file>
 
 <file path=word/numbering.xml><?xml version="1.0" encoding="utf-8"?>
@@ -3724,11 +3877,12 @@
       <w:contextualSpacing/>
     </w:pPr>
     <w:rPr>
-      <w:rFonts w:asciiTheme="majorHAnsi" w:eastAsiaTheme="majorEastAsia" w:hAnsiTheme="majorHAnsi" w:cstheme="majorBidi"/>
+      <w:rFonts w:asciiTheme="majorHAnsi" w:eastAsiaTheme="majorEastAsia" w:hAnsiTheme="majorHAnsi" w:cstheme="majorBidi" w:ascii="Times New Roman" w:hAnsi="Times New Roman"/>
+      <w:b/>
       <w:color w:val="17365D" w:themeColor="text2" w:themeShade="BF"/>
       <w:spacing w:val="5"/>
       <w:kern w:val="28"/>
-      <w:sz w:val="52"/>
+      <w:sz w:val="30"/>
       <w:szCs w:val="52"/>
     </w:rPr>
   </w:style>
